--- a/report_signed.docx
+++ b/report_signed.docx
@@ -8477,8 +8477,16 @@
             <w:tcW w:w="1814" w:type="dxa"/>
           </w:tcPr>
           <w:p>
+            <w:pPr>
+              <w:rPr>
+                <w:rFonts w:hint="eastAsia"/>
+              </w:rPr>
+            </w:pPr>
             <w:r>
-              <w:t>—</w:t>
+              <w:rPr>
+                <w:rFonts w:hint="eastAsia"/>
+              </w:rPr>
+              <w:t>0.8993</w:t>
             </w:r>
           </w:p>
         </w:tc>
@@ -9191,12 +9199,21 @@
         </w:rPr>
         <w:t>，</w:t>
       </w:r>
-      <w:r>
-        <w:rPr>
-          <w:sz w:val="24"/>
-          <w:szCs w:val="32"/>
-        </w:rPr>
-        <w:t xml:space="preserve">LightGBM </w:t>
+      <w:proofErr w:type="spellStart"/>
+      <w:r>
+        <w:rPr>
+          <w:sz w:val="24"/>
+          <w:szCs w:val="32"/>
+        </w:rPr>
+        <w:t>LightGBM</w:t>
+      </w:r>
+      <w:proofErr w:type="spellEnd"/>
+      <w:r>
+        <w:rPr>
+          <w:sz w:val="24"/>
+          <w:szCs w:val="32"/>
+        </w:rPr>
+        <w:t xml:space="preserve"> </w:t>
       </w:r>
       <w:r>
         <w:rPr>
@@ -9275,12 +9292,21 @@
         </w:rPr>
         <w:t>；</w:t>
       </w:r>
-      <w:r>
-        <w:rPr>
-          <w:sz w:val="24"/>
-          <w:szCs w:val="32"/>
-        </w:rPr>
-        <w:t xml:space="preserve">LightGBM </w:t>
+      <w:proofErr w:type="spellStart"/>
+      <w:r>
+        <w:rPr>
+          <w:sz w:val="24"/>
+          <w:szCs w:val="32"/>
+        </w:rPr>
+        <w:t>LightGBM</w:t>
+      </w:r>
+      <w:proofErr w:type="spellEnd"/>
+      <w:r>
+        <w:rPr>
+          <w:sz w:val="24"/>
+          <w:szCs w:val="32"/>
+        </w:rPr>
+        <w:t xml:space="preserve"> </w:t>
       </w:r>
       <w:r>
         <w:rPr>
@@ -9315,7 +9341,42 @@
           <w:sz w:val="24"/>
           <w:szCs w:val="32"/>
         </w:rPr>
-        <w:t>生长，在相同特征工程条件下取得了最优的交叉验证表现。</w:t>
+        <w:t>生长，</w:t>
+      </w:r>
+      <w:r>
+        <w:rPr>
+          <w:sz w:val="24"/>
+          <w:szCs w:val="32"/>
+        </w:rPr>
+        <w:t xml:space="preserve">R² </w:t>
+      </w:r>
+      <w:r>
+        <w:rPr>
+          <w:sz w:val="24"/>
+          <w:szCs w:val="32"/>
+        </w:rPr>
+        <w:t>达到</w:t>
+      </w:r>
+      <w:r>
+        <w:rPr>
+          <w:sz w:val="24"/>
+          <w:szCs w:val="32"/>
+        </w:rPr>
+        <w:t xml:space="preserve"> 0.8993</w:t>
+      </w:r>
+      <w:r>
+        <w:rPr>
+          <w:sz w:val="24"/>
+          <w:szCs w:val="32"/>
+        </w:rPr>
+        <w:t>，</w:t>
+      </w:r>
+      <w:r>
+        <w:rPr>
+          <w:sz w:val="24"/>
+          <w:szCs w:val="32"/>
+        </w:rPr>
+        <w:t>在相同特征工程条件下取得了最优的交叉验证表现。</w:t>
       </w:r>
     </w:p>
     <w:p>
